--- a/downloads/intro-transcript-outro/21_E13bis.docx
+++ b/downloads/intro-transcript-outro/21_E13bis.docx
@@ -34,7 +34,23 @@
         <w:rPr>
           <w:color w:val="2EAF7D"/>
         </w:rPr>
-        <w:t xml:space="preserve">Yoann, Design Spot : d’autres portes que SATT ou incubateur. Usage, design, fablab, preuve concrète — souvent trop tard si on les appelle à la fin.</w:t>
+        <w:t xml:space="preserve">Vous savez maintenant qui mature, qui incube. Yoann ajoute les plateformes : design, fablab, preuve d’usage.</w:t>
+      </w:r>
+    </w:p>
+    <w:p>
+      <w:r>
+        <w:rPr>
+          <w:color w:val="2EAF7D"/>
+        </w:rPr>
+        <w:t xml:space="preserve">Ce n’est pas du styling. C’est confronter tôt ce que le laboratoire croit utile à ce qui se vit.</w:t>
+      </w:r>
+    </w:p>
+    <w:p>
+      <w:r>
+        <w:rPr>
+          <w:color w:val="2EAF7D"/>
+        </w:rPr>
+        <w:t xml:space="preserve">Caler le timing : trop tard, on décore un objet déjà figé.</w:t>
       </w:r>
     </w:p>
     <w:p>
@@ -221,7 +237,15 @@
         <w:rPr>
           <w:color w:val="F48C2E"/>
         </w:rPr>
-        <w:t xml:space="preserve">Ces plateformes se calent dans le calendrier du projet. Elles ne remplacent pas la PI ni le financement, elles travaillent le besoin et l’usage.</w:t>
+        <w:t xml:space="preserve">Ces structures ne remplacent ni la PI ni le financement. Elles travaillent le besoin.</w:t>
+      </w:r>
+    </w:p>
+    <w:p>
+      <w:r>
+        <w:rPr>
+          <w:color w:val="F48C2E"/>
+        </w:rPr>
+        <w:t xml:space="preserve">Le grain suivant ouvre l’argent : concours, aides anté-création, moment de créer. Jean-Jacques, dans la chorale, a déjà prévenu : trop tôt, on ferme des portes.</w:t>
       </w:r>
     </w:p>
     <w:sectPr>
